--- a/hk2-lap-trinh-huong-doi-tuong/ly_thuyet.docx
+++ b/hk2-lap-trinh-huong-doi-tuong/ly_thuyet.docx
@@ -49,7 +49,40 @@
           <w:sz w:val="25"/>
           <w:szCs w:val="25"/>
         </w:rPr>
-        <w:t>Tính đa hình là khả năng cùng một phương thức nhưng khi thực hiện ở các đối tượng khác nhau thì cho kết quả khác nhau. Điều này xảy ra khi lớp con ghi đè (override) phương thức của lớp cha.</w:t>
+        <w:t xml:space="preserve">Tính đa hình là khả </w:t>
+      </w:r>
+      <w:r>
+        <w:rPr>
+          <w:rFonts w:eastAsia="NSimSun" w:cs="Lucida Sans" w:ascii="Times New Roman" w:hAnsi="Times New Roman"/>
+          <w:color w:val="auto"/>
+          <w:kern w:val="2"/>
+          <w:sz w:val="25"/>
+          <w:szCs w:val="25"/>
+          <w:lang w:val="en-US" w:eastAsia="zh-CN" w:bidi="hi-IN"/>
+        </w:rPr>
+        <w:t xml:space="preserve">năng cùng một phương thức nhưng khi thực hiện ở các đối tượng khác nhau thì cho </w:t>
+      </w:r>
+      <w:r>
+        <w:rPr>
+          <w:rFonts w:eastAsia="NSimSun" w:cs="Lucida Sans" w:ascii="Times New Roman" w:hAnsi="Times New Roman"/>
+          <w:color w:val="auto"/>
+          <w:kern w:val="2"/>
+          <w:sz w:val="25"/>
+          <w:szCs w:val="25"/>
+          <w:lang w:val="en-US" w:eastAsia="zh-CN" w:bidi="hi-IN"/>
+        </w:rPr>
+        <w:t>hành vi</w:t>
+      </w:r>
+      <w:r>
+        <w:rPr>
+          <w:rFonts w:eastAsia="NSimSun" w:cs="Lucida Sans" w:ascii="Times New Roman" w:hAnsi="Times New Roman"/>
+          <w:color w:val="auto"/>
+          <w:kern w:val="2"/>
+          <w:sz w:val="25"/>
+          <w:szCs w:val="25"/>
+          <w:lang w:val="en-US" w:eastAsia="zh-CN" w:bidi="hi-IN"/>
+        </w:rPr>
+        <w:t xml:space="preserve"> khác nhau. Tính đa hình có được là nhờ kỹ thuật override phương thức giữa 2 lớp cha con.</w:t>
       </w:r>
     </w:p>
     <w:p>
@@ -359,25 +392,73 @@
           <w:sz w:val="25"/>
           <w:szCs w:val="25"/>
         </w:rPr>
-        <w:t>Overloading là khi nhiều phương thức cùng tên trong một lớp, nhưng khác tham số. Dùng khi muốn xử lý cùng một công việc với nhiều kiểu dữ liệu khác nhau.</w:t>
-      </w:r>
-    </w:p>
-    <w:p>
-      <w:pPr>
-        <w:pStyle w:val="Normal"/>
-        <w:rPr>
-          <w:rFonts w:ascii="Times New Roman" w:hAnsi="Times New Roman"/>
-          <w:sz w:val="25"/>
-          <w:szCs w:val="25"/>
-        </w:rPr>
-      </w:pPr>
-      <w:r>
-        <w:rPr>
-          <w:rFonts w:ascii="Times New Roman" w:hAnsi="Times New Roman"/>
-          <w:sz w:val="25"/>
-          <w:szCs w:val="25"/>
-        </w:rPr>
-        <w:t>Overriding là khi lớp con viết lại phương thức của lớp cha để thay đổi cách xử lý. Overriding dùng để thực hiện tính đa hình.</w:t>
+        <w:t xml:space="preserve">Overloading là </w:t>
+      </w:r>
+      <w:r>
+        <w:rPr>
+          <w:rFonts w:ascii="Times New Roman" w:hAnsi="Times New Roman"/>
+          <w:sz w:val="25"/>
+          <w:szCs w:val="25"/>
+        </w:rPr>
+        <w:t>k</w:t>
+      </w:r>
+      <w:r>
+        <w:rPr>
+          <w:rFonts w:ascii="Times New Roman" w:hAnsi="Times New Roman"/>
+          <w:sz w:val="25"/>
+          <w:szCs w:val="25"/>
+        </w:rPr>
+        <w:t xml:space="preserve">ỹ thuật cho phép nhiều phương thức trùng tên nhưng khác chữ ký </w:t>
+      </w:r>
+      <w:r>
+        <w:rPr>
+          <w:rFonts w:ascii="Times New Roman" w:hAnsi="Times New Roman"/>
+          <w:sz w:val="25"/>
+          <w:szCs w:val="25"/>
+        </w:rPr>
+        <w:t>(tham số)</w:t>
+      </w:r>
+      <w:r>
+        <w:rPr>
+          <w:rFonts w:ascii="Times New Roman" w:hAnsi="Times New Roman"/>
+          <w:sz w:val="25"/>
+          <w:szCs w:val="25"/>
+        </w:rPr>
+        <w:t xml:space="preserve"> trong một lớp. Dùng khi muốn xử lý cùng một công việc với nhiều kiểu dữ liệu khác nhau.</w:t>
+      </w:r>
+    </w:p>
+    <w:p>
+      <w:pPr>
+        <w:pStyle w:val="Normal"/>
+        <w:rPr>
+          <w:rFonts w:ascii="Times New Roman" w:hAnsi="Times New Roman"/>
+          <w:sz w:val="25"/>
+          <w:szCs w:val="25"/>
+        </w:rPr>
+      </w:pPr>
+      <w:r>
+        <w:rPr>
+          <w:rFonts w:ascii="Times New Roman" w:hAnsi="Times New Roman"/>
+          <w:sz w:val="25"/>
+          <w:szCs w:val="25"/>
+        </w:rPr>
+        <w:t xml:space="preserve">Overriding là </w:t>
+      </w:r>
+      <w:r>
+        <w:rPr>
+          <w:rFonts w:ascii="Times New Roman" w:hAnsi="Times New Roman"/>
+          <w:sz w:val="25"/>
+          <w:szCs w:val="25"/>
+        </w:rPr>
+        <w:t>k</w:t>
+      </w:r>
+      <w:r>
+        <w:rPr>
+          <w:rFonts w:ascii="Times New Roman" w:hAnsi="Times New Roman"/>
+          <w:sz w:val="25"/>
+          <w:szCs w:val="25"/>
+        </w:rPr>
+        <w:t>ỹ thuật cho phép sửa code của một phương thức mà lớp con thừa kế từ lớp cha để lớp con phản ứng khác với lớp cha. Overriding dùng để thực hiện tính đa hình.</w:t>
       </w:r>
     </w:p>
     <w:p>
@@ -679,23 +760,6 @@
     <w:p>
       <w:pPr>
         <w:pStyle w:val="Normal"/>
-        <w:rPr>
-          <w:rFonts w:ascii="Times New Roman" w:hAnsi="Times New Roman"/>
-          <w:sz w:val="25"/>
-          <w:szCs w:val="25"/>
-        </w:rPr>
-      </w:pPr>
-      <w:r>
-        <w:rPr>
-          <w:rFonts w:ascii="Times New Roman" w:hAnsi="Times New Roman"/>
-          <w:sz w:val="25"/>
-          <w:szCs w:val="25"/>
-        </w:rPr>
-      </w:r>
-    </w:p>
-    <w:p>
-      <w:pPr>
-        <w:pStyle w:val="Normal"/>
         <w:rPr/>
       </w:pPr>
       <w:r>
@@ -722,7 +786,23 @@
           <w:sz w:val="25"/>
           <w:szCs w:val="25"/>
         </w:rPr>
-        <w:t>- private chỉ dùng được trong cùng một lớp.</w:t>
+        <w:t xml:space="preserve">- private chỉ dùng được trong </w:t>
+      </w:r>
+      <w:r>
+        <w:rPr>
+          <w:rFonts w:ascii="Times New Roman" w:hAnsi="Times New Roman"/>
+          <w:sz w:val="25"/>
+          <w:szCs w:val="25"/>
+        </w:rPr>
+        <w:t>chính</w:t>
+      </w:r>
+      <w:r>
+        <w:rPr>
+          <w:rFonts w:ascii="Times New Roman" w:hAnsi="Times New Roman"/>
+          <w:sz w:val="25"/>
+          <w:szCs w:val="25"/>
+        </w:rPr>
+        <w:t xml:space="preserve"> lớp.</w:t>
       </w:r>
     </w:p>
     <w:p>
